--- a/testakten/unfallversicherung-arbeitsunfall-lagerleiter-sturz-trier/21_bg_aktenauszug_akteneinsicht_paragraf25.docx
+++ b/testakten/unfallversicherung-arbeitsunfall-lagerleiter-sturz-trier/21_bg_aktenauszug_akteneinsicht_paragraf25.docx
@@ -49,7 +49,7 @@
           <w:i w:val="0"/>
           <w:sz w:val="22"/>
         </w:rPr>
-        <w:t>Namens und im Auftrag des Herrn Karsten Moeller wird Akteneinsicht in die vollstaendige Verwaltungsakte zum Vorgang BGHW-2026-350118-MOELLER beantragt, einschliesslich aller internen Vermerke, des Wartungsbuchs Rampe 4, des Kameraausfallprotokolls und der Betriebspruefungsunterlagen, soweit diese beigezogen wurden.</w:t>
+        <w:t>Namens und im Auftrag des Herrn Karsten Möller wird Akteneinsicht in die vollständige Verwaltungsakte zum Vorgang BGHW-2026-350118-MÖLLER beantragt, einschließlich aller internen Vermerke, des Wartungsbuchs Rampe 4, des Kameraausfallprotokolls und der Betriebsprüfungsunterlagen, soweit diese beigezogen wurden.</w:t>
       </w:r>
     </w:p>
     <w:p>
@@ -68,7 +68,7 @@
           <w:i w:val="0"/>
           <w:sz w:val="22"/>
         </w:rPr>
-        <w:t>Der Antrag stuetzt sich auf Paragraf 25 SGB X. Als Beteiligter im Sinne von Paragraf 12 SGB X hat der Mandant ein Recht auf Einsicht in die ihn betreffenden Akten, soweit deren Kenntnis zur Geltendmachung seiner rechtlichen Interessen erforderlich ist.</w:t>
+        <w:t>Der Antrag stützt sich auf Paragraf 25 SGB X. Als Beteiligter im Sinne von Paragraf 12 SGB X hat der Mandant ein Recht auf Einsicht in die ihn betreffenden Akten, soweit deren Kenntnis zur Geltendmachung seiner rechtlichen Interessen erforderlich ist.</w:t>
       </w:r>
     </w:p>
     <w:p>
@@ -87,7 +87,7 @@
           <w:i w:val="0"/>
           <w:sz w:val="22"/>
         </w:rPr>
-        <w:t>Mit Schreiben vom 06.05.2026 gewaehrte die Berufsgenossenschaft Akteneinsicht in Form einer elektronischen Aktenkopie. Das uebersandte Wartungsbuch enthielt lediglich die Eintraege ab Januar 2026; ein handschriftlicher Vermerk der Betriebsleiterin vom 05.04.2026 zur Schwergaengigkeit der Rampe war nicht Bestandteil der uebersandten Unterlagen.</w:t>
+        <w:t>Mit Schreiben vom 06.05.2026 gewährte die Berufsgenossenschaft Akteneinsicht in Form einer elektronischen Aktenkopie. Das übersandte Wartungsbuch enthielt lediglich die Einträge ab Januar 2026; ein handschriftlicher Vermerk der Betriebsleiterin vom 05.04.2026 zur Schwergängigkeit der Rampe war nicht Bestandteil der übersandten Unterlagen.</w:t>
       </w:r>
     </w:p>
     <w:p>
@@ -106,22 +106,11 @@
           <w:i w:val="0"/>
           <w:sz w:val="22"/>
         </w:rPr>
-        <w:t>Mit weiterem Schreiben vom 12.05.2026 wurde die vollstaendige interne Korrespondenz der MoselLogistik GmbH mit der Berufsgenossenschaft angefordert, insbesondere die E-Mail der Betriebsleiterin Jana Probst vom 05.04.2026.</w:t>
-      </w:r>
-    </w:p>
-    <w:p>
-      <w:r>
-        <w:rPr>
-          <w:rFonts w:ascii="Times New Roman" w:hAnsi="Times New Roman"/>
-          <w:b w:val="0"/>
-          <w:i w:val="0"/>
-          <w:sz w:val="22"/>
-        </w:rPr>
-        <w:t>Formathinweis: Dieses Aktenstück wird in Times New Roman, 11 pt, mit ausschließlich dezimaler Gliederung ausgegeben.</w:t>
+        <w:t>Mit weiterem Schreiben vom 12.05.2026 wurde die vollständige interne Korrespondenz der MoselLogistik GmbH mit der Berufsgenossenschaft angefordert, insbesondere die E-Mail der Betriebsleiterin Jana Probst vom 05.04.2026.</w:t>
       </w:r>
     </w:p>
     <w:sectPr>
-      <w:pgSz w:w="12240" w:h="15840"/>
+      <w:pgSz w:w="11906" w:h="16838"/>
       <w:pgMar w:top="1440" w:right="1800" w:bottom="1440" w:left="1800" w:header="720" w:footer="720" w:gutter="0"/>
       <w:cols w:space="720"/>
       <w:docGrid w:linePitch="360"/>
